--- a/docs/USER_GUIDE.vi.docx
+++ b/docs/USER_GUIDE.vi.docx
@@ -3050,7 +3050,7 @@
         <w:t xml:space="preserve"> </w:t>
       </w:r>
       <w:r>
-        <w:t xml:space="preserve">Loài cây này là gì, mọc ở đâu, được dùng theo truyền thống ra sao, các thông tin chính và một ghi chú trung thực về mức độ bằng chứng khoa học.</w:t>
+        <w:t xml:space="preserve">Loài cây này là gì, mọc ở đâu, được dùng theo truyền thống ra sao và các thông tin chính.</w:t>
       </w:r>
     </w:p>
     <w:p>

--- a/docs/USER_GUIDE.vi.docx
+++ b/docs/USER_GUIDE.vi.docx
@@ -2392,7 +2392,39 @@
         <w:t xml:space="preserve">Hiện cửa sổ khi khởi động</w:t>
       </w:r>
       <w:r>
-        <w:t xml:space="preserve">, nút chuyển ngôn ngữ</w:t>
+        <w:t xml:space="preserve">, nút xanh</w:t>
+      </w:r>
+      <w:r>
+        <w:t xml:space="preserve"> </w:t>
+      </w:r>
+      <w:r>
+        <w:rPr>
+          <w:b/>
+          <w:bCs/>
+        </w:rPr>
+        <w:t xml:space="preserve">⚙ Tùy chọn</w:t>
+      </w:r>
+      <w:r>
+        <w:t xml:space="preserve"> </w:t>
+      </w:r>
+      <w:r>
+        <w:t xml:space="preserve">và</w:t>
+      </w:r>
+      <w:r>
+        <w:t xml:space="preserve"> </w:t>
+      </w:r>
+      <w:r>
+        <w:rPr>
+          <w:b/>
+          <w:bCs/>
+        </w:rPr>
+        <w:t xml:space="preserve">Giới thiệu</w:t>
+      </w:r>
+      <w:r>
+        <w:t xml:space="preserve"> </w:t>
+      </w:r>
+      <w:r>
+        <w:t xml:space="preserve">(i). Nút chuyển ngôn ngữ</w:t>
       </w:r>
       <w:r>
         <w:t xml:space="preserve"> </w:t>
@@ -2405,39 +2437,10 @@
         <w:t xml:space="preserve">EN / VI</w:t>
       </w:r>
       <w:r>
-        <w:t xml:space="preserve">, nút</w:t>
-      </w:r>
-      <w:r>
-        <w:t xml:space="preserve"> </w:t>
-      </w:r>
-      <w:r>
-        <w:rPr>
-          <w:b/>
-          <w:bCs/>
-        </w:rPr>
-        <w:t xml:space="preserve">Tùy chọn</w:t>
-      </w:r>
-      <w:r>
-        <w:t xml:space="preserve"> </w:t>
-      </w:r>
-      <w:r>
-        <w:t xml:space="preserve">(biểu tượng thanh trượt) và</w:t>
-      </w:r>
-      <w:r>
-        <w:t xml:space="preserve"> </w:t>
-      </w:r>
-      <w:r>
-        <w:rPr>
-          <w:b/>
-          <w:bCs/>
-        </w:rPr>
-        <w:t xml:space="preserve">Giới thiệu</w:t>
-      </w:r>
-      <w:r>
-        <w:t xml:space="preserve"> </w:t>
-      </w:r>
-      <w:r>
-        <w:t xml:space="preserve">(i).</w:t>
+        <w:t xml:space="preserve"> </w:t>
+      </w:r>
+      <w:r>
+        <w:t xml:space="preserve">nằm ở góc trên bên phải.</w:t>
       </w:r>
     </w:p>
     <w:p>
@@ -3627,7 +3630,23 @@
         <w:pStyle w:val="FirstParagraph"/>
       </w:pPr>
       <w:r>
-        <w:t xml:space="preserve">Mở Tùy chọn bằng nút thanh trượt trong cửa sổ, mục</w:t>
+        <w:t xml:space="preserve">Mở Tùy chọn bằng nút xanh</w:t>
+      </w:r>
+      <w:r>
+        <w:t xml:space="preserve"> </w:t>
+      </w:r>
+      <w:r>
+        <w:rPr>
+          <w:b/>
+          <w:bCs/>
+        </w:rPr>
+        <w:t xml:space="preserve">⚙ Tùy chọn</w:t>
+      </w:r>
+      <w:r>
+        <w:t xml:space="preserve"> </w:t>
+      </w:r>
+      <w:r>
+        <w:t xml:space="preserve">ở cuối cửa sổ, mục</w:t>
       </w:r>
       <w:r>
         <w:t xml:space="preserve"> </w:t>
@@ -3778,7 +3797,7 @@
               <w:pStyle w:val="Compact"/>
             </w:pPr>
             <w:r>
-              <w:t xml:space="preserve">Rosavin tự khởi động (lặng lẽ trên thanh menu) khi bạn đăng nhập. Trên macOS có thể cần cho phép trong</w:t>
+              <w:t xml:space="preserve">Bật sẵn theo mặc định. Rosavin tự khởi động (lặng lẽ trên thanh menu) khi bạn đăng nhập. Trên macOS có thể cần cho phép trong</w:t>
             </w:r>
             <w:r>
               <w:t xml:space="preserve"> </w:t>
@@ -3816,7 +3835,23 @@
               <w:pStyle w:val="Compact"/>
             </w:pPr>
             <w:r>
-              <w:t xml:space="preserve">Rosavin tự bật mỗi khi khởi động, với thời lượng mặc định</w:t>
+              <w:t xml:space="preserve">Tắt theo mặc định. Khi bật, Rosavin giữ máy thức ngay khi mở, theo thời lượng mặc định. Kết hợp với</w:t>
+            </w:r>
+            <w:r>
+              <w:t xml:space="preserve"> </w:t>
+            </w:r>
+            <w:r>
+              <w:rPr>
+                <w:i/>
+                <w:iCs/>
+              </w:rPr>
+              <w:t xml:space="preserve">Khởi động Rosavin khi đăng nhập</w:t>
+            </w:r>
+            <w:r>
+              <w:t xml:space="preserve"> </w:t>
+            </w:r>
+            <w:r>
+              <w:t xml:space="preserve">để máy thức ngay từ lúc bạn đăng nhập</w:t>
             </w:r>
           </w:p>
         </w:tc>
@@ -3844,7 +3879,7 @@
               <w:pStyle w:val="Compact"/>
             </w:pPr>
             <w:r>
-              <w:t xml:space="preserve">Mở cửa sổ khi Rosavin khởi động (giống ô chọn ở cuối cửa sổ)</w:t>
+              <w:t xml:space="preserve">Bật sẵn theo mặc định. Mở cửa sổ khi bạn khởi động Rosavin (giống ô chọn ở cuối cửa sổ)</w:t>
             </w:r>
           </w:p>
         </w:tc>
@@ -3901,7 +3936,7 @@
               <w:t xml:space="preserve"> </w:t>
             </w:r>
             <w:r>
-              <w:t xml:space="preserve">hoặc từ 5 phút đến 8 giờ</w:t>
+              <w:t xml:space="preserve">(mặc định) hoặc từ 5 phút đến 8 giờ</w:t>
             </w:r>
           </w:p>
         </w:tc>
@@ -4103,7 +4138,7 @@
               <w:t xml:space="preserve"> </w:t>
             </w:r>
             <w:r>
-              <w:t xml:space="preserve">trong cửa sổ</w:t>
+              <w:t xml:space="preserve">ở góc trên bên phải cửa sổ</w:t>
             </w:r>
           </w:p>
         </w:tc>

--- a/docs/USER_GUIDE.vi.docx
+++ b/docs/USER_GUIDE.vi.docx
@@ -9,7 +9,7 @@
       <w:r>
         <w:drawing>
           <wp:inline>
-            <wp:extent cx="2565654" cy="632861"/>
+            <wp:extent cx="2565654" cy="675622"/>
             <wp:effectExtent b="0" l="0" r="0" t="0"/>
             <wp:docPr descr="Rosavin" title="" id="10" name="Picture"/>
             <a:graphic>
@@ -30,7 +30,7 @@
                   <pic:spPr bwMode="auto">
                     <a:xfrm>
                       <a:off x="0" y="0"/>
-                      <a:ext cx="2565654" cy="632861"/>
+                      <a:ext cx="2565654" cy="675622"/>
                     </a:xfrm>
                     <a:prstGeom prst="rect">
                       <a:avLst/>
@@ -1153,7 +1153,7 @@
         <w:t xml:space="preserve"> </w:t>
       </w:r>
       <w:r>
-        <w:t xml:space="preserve">để hiện các biểu tượng ẩn, rồi kéo biểu tượng con mắt ra thanh tác vụ để luôn nhìn thấy.</w:t>
+        <w:t xml:space="preserve">để hiện các biểu tượng ẩn, rồi kéo biểu tượng hoa hướng dương ra thanh tác vụ để luôn nhìn thấy.</w:t>
       </w:r>
     </w:p>
     <w:bookmarkEnd w:id="19"/>
@@ -1182,7 +1182,7 @@
           <w:b/>
           <w:bCs/>
         </w:rPr>
-        <w:t xml:space="preserve">biểu tượng con mắt</w:t>
+        <w:t xml:space="preserve">biểu tượng hoa hướng dương</w:t>
       </w:r>
       <w:r>
         <w:t xml:space="preserve"> </w:t>
@@ -1265,13 +1265,13 @@
           <w:b/>
           <w:bCs/>
         </w:rPr>
-        <w:t xml:space="preserve">con mắt đang nhắm</w:t>
-      </w:r>
-      <w:r>
-        <w:t xml:space="preserve"> </w:t>
-      </w:r>
-      <w:r>
-        <w:t xml:space="preserve">thật lớn trong cửa sổ. Con mắt mở ra, sáng ánh vàng và Rosavin báo</w:t>
+        <w:t xml:space="preserve">bông hoa hướng dương màu xám</w:t>
+      </w:r>
+      <w:r>
+        <w:t xml:space="preserve"> </w:t>
+      </w:r>
+      <w:r>
+        <w:t xml:space="preserve">thật lớn trong cửa sổ. Bông hoa nở bừng sắc vàng và Rosavin báo</w:t>
       </w:r>
       <w:r>
         <w:t xml:space="preserve"> </w:t>
@@ -1296,7 +1296,7 @@
         </w:numPr>
       </w:pPr>
       <w:r>
-        <w:t xml:space="preserve">Nhấn lần nữa để tắt Rosavin. Con mắt nhắm lại và máy tính ngủ bình thường trở lại.</w:t>
+        <w:t xml:space="preserve">Nhấn lần nữa để tắt Rosavin. Bông hoa khép cánh lại và máy tính ngủ bình thường trở lại.</w:t>
       </w:r>
     </w:p>
     <w:p>
@@ -1363,7 +1363,7 @@
         <w:pStyle w:val="FirstParagraph"/>
       </w:pPr>
       <w:r>
-        <w:t xml:space="preserve">Chỉ cần nhìn biểu tượng con mắt là biết trạng thái của Rosavin:</w:t>
+        <w:t xml:space="preserve">Chỉ cần nhìn biểu tượng hoa hướng dương là biết trạng thái của Rosavin:</w:t>
       </w:r>
     </w:p>
     <w:p>
@@ -1375,7 +1375,7 @@
           <wp:inline>
             <wp:extent cx="4764786" cy="1227075"/>
             <wp:effectExtent b="0" l="0" r="0" t="0"/>
-            <wp:docPr descr="Biểu tượng khi Rosavin tắt (mắt nhắm) và bật (mắt mở kèm thời gian còn lại), trên thanh menu sáng và tối" title="" id="26" name="Picture"/>
+            <wp:docPr descr="Biểu tượng khi Rosavin tắt (hoa viền rỗng) và bật (hoa tô đầy kèm thời gian còn lại), trên thanh menu sáng và tối" title="" id="26" name="Picture"/>
             <a:graphic>
               <a:graphicData uri="http://schemas.openxmlformats.org/drawingml/2006/picture">
                 <pic:pic>
@@ -1418,7 +1418,7 @@
         <w:pStyle w:val="ImageCaption"/>
       </w:pPr>
       <w:r>
-        <w:t xml:space="preserve">Biểu tượng khi Rosavin tắt (mắt nhắm) và bật (mắt mở kèm thời gian còn lại), trên thanh menu sáng và tối</w:t>
+        <w:t xml:space="preserve">Biểu tượng khi Rosavin tắt (hoa viền rỗng) và bật (hoa tô đầy kèm thời gian còn lại), trên thanh menu sáng và tối</w:t>
       </w:r>
     </w:p>
     <w:tbl>
@@ -1470,13 +1470,7 @@
                 <w:b/>
                 <w:bCs/>
               </w:rPr>
-              <w:t xml:space="preserve">Mắt nhắm</w:t>
-            </w:r>
-            <w:r>
-              <w:t xml:space="preserve"> </w:t>
-            </w:r>
-            <w:r>
-              <w:t xml:space="preserve">có hàng mi</w:t>
+              <w:t xml:space="preserve">Hoa hướng dương viền rỗng</w:t>
             </w:r>
           </w:p>
         </w:tc>
@@ -1504,13 +1498,13 @@
                 <w:b/>
                 <w:bCs/>
               </w:rPr>
-              <w:t xml:space="preserve">Mắt mở</w:t>
+              <w:t xml:space="preserve">Hoa hướng dương tô đầy</w:t>
             </w:r>
             <w:r>
               <w:t xml:space="preserve"> </w:t>
             </w:r>
             <w:r>
-              <w:t xml:space="preserve">có ba tia sáng</w:t>
+              <w:t xml:space="preserve">(nhụy có hạt)</w:t>
             </w:r>
           </w:p>
         </w:tc>
@@ -1538,7 +1532,7 @@
                 <w:b/>
                 <w:bCs/>
               </w:rPr>
-              <w:t xml:space="preserve">Mắt mở +</w:t>
+              <w:t xml:space="preserve">Hoa tô đầy +</w:t>
             </w:r>
             <w:r>
               <w:rPr>
@@ -2149,7 +2143,7 @@
           <w:b/>
           <w:bCs/>
         </w:rPr>
-        <w:t xml:space="preserve">Nút con mắt.</w:t>
+        <w:t xml:space="preserve">Nút hoa hướng dương.</w:t>
       </w:r>
       <w:r>
         <w:t xml:space="preserve"> </w:t>
@@ -2171,7 +2165,7 @@
         <w:t xml:space="preserve"> </w:t>
       </w:r>
       <w:r>
-        <w:t xml:space="preserve">quanh con mắt sẽ ngắn dần theo thời gian.</w:t>
+        <w:t xml:space="preserve">quanh bông hoa sẽ ngắn dần theo thời gian.</w:t>
       </w:r>
     </w:p>
     <w:p>
@@ -4865,7 +4859,7 @@
           <w:b/>
           <w:bCs/>
         </w:rPr>
-        <w:t xml:space="preserve">Tôi không thấy biểu tượng con mắt trên thanh menu.</w:t>
+        <w:t xml:space="preserve">Tôi không thấy biểu tượng hoa hướng dương trên thanh menu.</w:t>
       </w:r>
       <w:r>
         <w:t xml:space="preserve"> </w:t>

--- a/docs/USER_GUIDE.vi.docx
+++ b/docs/USER_GUIDE.vi.docx
@@ -2912,6 +2912,82 @@
         <w:t xml:space="preserve">) hoặc bằng công tắc trong cửa sổ. Bạn có thể đổi ngay cả khi Rosavin đang bật; phiên và hẹn giờ hiện tại vẫn tiếp tục.</w:t>
       </w:r>
     </w:p>
+    <w:p>
+      <w:pPr>
+        <w:pStyle w:val="BodyText"/>
+      </w:pPr>
+      <w:r>
+        <w:rPr>
+          <w:b/>
+          <w:bCs/>
+        </w:rPr>
+        <w:t xml:space="preserve">Rời máy một lúc?</w:t>
+      </w:r>
+      <w:r>
+        <w:t xml:space="preserve"> </w:t>
+      </w:r>
+      <w:r>
+        <w:t xml:space="preserve">Hãy khóa màn hình bằng</w:t>
+      </w:r>
+      <w:r>
+        <w:t xml:space="preserve"> </w:t>
+      </w:r>
+      <w:r>
+        <w:rPr>
+          <w:b/>
+          <w:bCs/>
+        </w:rPr>
+        <w:t xml:space="preserve">⌃⌘Q</w:t>
+      </w:r>
+      <w:r>
+        <w:t xml:space="preserve"> </w:t>
+      </w:r>
+      <w:r>
+        <w:t xml:space="preserve">(menu Apple ›</w:t>
+      </w:r>
+      <w:r>
+        <w:t xml:space="preserve"> </w:t>
+      </w:r>
+      <w:r>
+        <w:rPr>
+          <w:b/>
+          <w:bCs/>
+        </w:rPr>
+        <w:t xml:space="preserve">Khóa màn hình</w:t>
+      </w:r>
+      <w:r>
+        <w:t xml:space="preserve">), hoặc</w:t>
+      </w:r>
+      <w:r>
+        <w:t xml:space="preserve"> </w:t>
+      </w:r>
+      <w:r>
+        <w:rPr>
+          <w:b/>
+          <w:bCs/>
+        </w:rPr>
+        <w:t xml:space="preserve">Win+L</w:t>
+      </w:r>
+      <w:r>
+        <w:t xml:space="preserve"> </w:t>
+      </w:r>
+      <w:r>
+        <w:t xml:space="preserve">trên Windows. Khóa màn hình không làm dừng tác vụ nào. Đừng chọn</w:t>
+      </w:r>
+      <w:r>
+        <w:t xml:space="preserve"> </w:t>
+      </w:r>
+      <w:r>
+        <w:rPr>
+          <w:b/>
+          <w:bCs/>
+        </w:rPr>
+        <w:t xml:space="preserve">Ngủ</w:t>
+      </w:r>
+      <w:r>
+        <w:t xml:space="preserve">: lệnh này vẫn cho máy ngủ dù Rosavin đang bật.</w:t>
+      </w:r>
+    </w:p>
     <w:bookmarkEnd w:id="41"/>
     <w:bookmarkStart w:id="63" w:name="tìm-hiểu-về-rhodiola-rosea"/>
     <w:p>
@@ -4886,13 +4962,118 @@
           <w:b/>
           <w:bCs/>
         </w:rPr>
-        <w:t xml:space="preserve">MacBook vẫn ngủ khi tôi gập nắp.</w:t>
-      </w:r>
-      <w:r>
-        <w:t xml:space="preserve"> </w:t>
-      </w:r>
-      <w:r>
-        <w:t xml:space="preserve">Đây là quy tắc của macOS với mọi ứng dụng: MacBook sẽ ngủ khi gập nắp, trừ khi đang cắm sạc và nối màn hình ngoài. Hãy để nắp mở, hoặc dùng chế độ gập nắp với màn hình ngoài.</w:t>
+        <w:t xml:space="preserve">Máy Mac vẫn ngủ dù Rosavin đang bật.</w:t>
+      </w:r>
+      <w:r>
+        <w:t xml:space="preserve"> </w:t>
+      </w:r>
+      <w:r>
+        <w:t xml:space="preserve">Rosavin chặn máy</w:t>
+      </w:r>
+      <w:r>
+        <w:t xml:space="preserve"> </w:t>
+      </w:r>
+      <w:r>
+        <w:rPr>
+          <w:i/>
+          <w:iCs/>
+        </w:rPr>
+        <w:t xml:space="preserve">tự</w:t>
+      </w:r>
+      <w:r>
+        <w:t xml:space="preserve"> </w:t>
+      </w:r>
+      <w:r>
+        <w:t xml:space="preserve">ngủ khi bạn để không. Không ứng dụng nào chặn được lệnh ngủ chủ động hay bắt buộc:</w:t>
+      </w:r>
+    </w:p>
+    <w:p>
+      <w:pPr>
+        <w:pStyle w:val="Compact"/>
+        <w:numPr>
+          <w:ilvl w:val="0"/>
+          <w:numId w:val="1011"/>
+        </w:numPr>
+      </w:pPr>
+      <w:r>
+        <w:t xml:space="preserve">chọn</w:t>
+      </w:r>
+      <w:r>
+        <w:t xml:space="preserve"> </w:t>
+      </w:r>
+      <w:r>
+        <w:rPr>
+          <w:b/>
+          <w:bCs/>
+        </w:rPr>
+        <w:t xml:space="preserve">Ngủ</w:t>
+      </w:r>
+      <w:r>
+        <w:t xml:space="preserve"> </w:t>
+      </w:r>
+      <w:r>
+        <w:t xml:space="preserve">trong menu Apple, nhấn nút nguồn hoặc dùng phím tắt ngủ;</w:t>
+      </w:r>
+    </w:p>
+    <w:p>
+      <w:pPr>
+        <w:pStyle w:val="Compact"/>
+        <w:numPr>
+          <w:ilvl w:val="0"/>
+          <w:numId w:val="1011"/>
+        </w:numPr>
+      </w:pPr>
+      <w:r>
+        <w:t xml:space="preserve">gập nắp MacBook, trừ khi đang cắm sạc và nối màn hình ngoài (chế độ gập nắp);</w:t>
+      </w:r>
+    </w:p>
+    <w:p>
+      <w:pPr>
+        <w:pStyle w:val="Compact"/>
+        <w:numPr>
+          <w:ilvl w:val="0"/>
+          <w:numId w:val="1011"/>
+        </w:numPr>
+      </w:pPr>
+      <w:r>
+        <w:t xml:space="preserve">pin gần cạn hoặc máy quá nóng.</w:t>
+      </w:r>
+    </w:p>
+    <w:p>
+      <w:pPr>
+        <w:pStyle w:val="FirstParagraph"/>
+      </w:pPr>
+      <w:r>
+        <w:t xml:space="preserve">Muốn rời máy mà tác vụ vẫn chạy, hãy khóa màn hình bằng</w:t>
+      </w:r>
+      <w:r>
+        <w:t xml:space="preserve"> </w:t>
+      </w:r>
+      <w:r>
+        <w:rPr>
+          <w:b/>
+          <w:bCs/>
+        </w:rPr>
+        <w:t xml:space="preserve">⌃⌘Q</w:t>
+      </w:r>
+      <w:r>
+        <w:t xml:space="preserve"> </w:t>
+      </w:r>
+      <w:r>
+        <w:t xml:space="preserve">(menu Apple ›</w:t>
+      </w:r>
+      <w:r>
+        <w:t xml:space="preserve"> </w:t>
+      </w:r>
+      <w:r>
+        <w:rPr>
+          <w:b/>
+          <w:bCs/>
+        </w:rPr>
+        <w:t xml:space="preserve">Khóa màn hình</w:t>
+      </w:r>
+      <w:r>
+        <w:t xml:space="preserve">). Nếu máy vẫn ngủ trong lúc Rosavin bật, sau khi máy thức dậy Rosavin sẽ hiện thông báo cho biết lý do.</w:t>
       </w:r>
     </w:p>
     <w:p>
@@ -5313,7 +5494,7 @@
         <w:pStyle w:val="Compact"/>
         <w:numPr>
           <w:ilvl w:val="0"/>
-          <w:numId w:val="1011"/>
+          <w:numId w:val="1012"/>
         </w:numPr>
       </w:pPr>
       <w:r>
@@ -5389,7 +5570,7 @@
         <w:pStyle w:val="Compact"/>
         <w:numPr>
           <w:ilvl w:val="0"/>
-          <w:numId w:val="1011"/>
+          <w:numId w:val="1012"/>
         </w:numPr>
       </w:pPr>
       <w:r>
@@ -6006,6 +6187,9 @@
     <w:abstractNumId w:val="991"/>
   </w:num>
   <w:num w:numId="1011">
+    <w:abstractNumId w:val="991"/>
+  </w:num>
+  <w:num w:numId="1012">
     <w:abstractNumId w:val="991"/>
   </w:num>
 </w:numbering>
